--- a/pdfTemplate/teamplate.docx
+++ b/pdfTemplate/teamplate.docx
@@ -233,27 +233,6 @@
       <w:pPr>
         <w:pStyle w:val="12"/>
         <w:rPr>
-          <w:rFonts w:ascii="SimSun" w:hAnsi="SimSun" w:eastAsia="SimSun" w:cs="SimSun"/>
-          <w:sz w:val="24"/>
-          <w:szCs w:val="24"/>
-        </w:rPr>
-      </w:pPr>
-    </w:p>
-    <w:p>
-      <w:pPr>
-        <w:pStyle w:val="12"/>
-        <w:rPr>
-          <w:rStyle w:val="8"/>
-          <w:rFonts w:ascii="SimSun" w:hAnsi="SimSun" w:eastAsia="SimSun" w:cs="SimSun"/>
-          <w:sz w:val="24"/>
-          <w:szCs w:val="24"/>
-        </w:rPr>
-      </w:pPr>
-    </w:p>
-    <w:p>
-      <w:pPr>
-        <w:pStyle w:val="12"/>
-        <w:rPr>
           <w:rStyle w:val="8"/>
           <w:rFonts w:ascii="SimSun" w:hAnsi="SimSun" w:eastAsia="SimSun" w:cs="SimSun"/>
           <w:sz w:val="24"/>
@@ -302,9 +281,23 @@
     <w:p>
       <w:pPr>
         <w:pStyle w:val="12"/>
+        <w:rPr>
+          <w:rFonts w:hint="default" w:ascii="SimSun" w:hAnsi="SimSun" w:eastAsia="SimSun" w:cs="SimSun"/>
+          <w:sz w:val="24"/>
+          <w:szCs w:val="24"/>
+          <w:lang w:val="en-PH"/>
+        </w:rPr>
+      </w:pPr>
+    </w:p>
+    <w:p>
+      <w:pPr>
+        <w:pStyle w:val="12"/>
         <w:ind w:firstLine="720" w:firstLineChars="0"/>
+        <w:jc w:val="center"/>
         <w:rPr>
           <w:rFonts w:hint="default" w:ascii="SimSun" w:hAnsi="SimSun" w:eastAsia="SimSun" w:cs="SimSun"/>
+          <w:b/>
+          <w:bCs/>
           <w:sz w:val="24"/>
           <w:szCs w:val="24"/>
           <w:lang w:val="en-PH"/>
@@ -314,9 +307,12 @@
     <w:p>
       <w:pPr>
         <w:pStyle w:val="12"/>
-        <w:ind w:firstLine="720" w:firstLineChars="0"/>
+        <w:ind w:left="2880" w:leftChars="0" w:firstLine="1026" w:firstLineChars="426"/>
+        <w:jc w:val="both"/>
         <w:rPr>
           <w:rFonts w:hint="default" w:ascii="SimSun" w:hAnsi="SimSun" w:eastAsia="SimSun" w:cs="SimSun"/>
+          <w:b/>
+          <w:bCs/>
           <w:sz w:val="24"/>
           <w:szCs w:val="24"/>
           <w:lang w:val="en-PH"/>
@@ -324,50 +320,207 @@
       </w:pPr>
       <w:r>
         <w:rPr>
-          <w:rStyle w:val="8"/>
-          <w:rFonts w:ascii="SimSun" w:hAnsi="SimSun" w:eastAsia="SimSun" w:cs="SimSun"/>
-          <w:sz w:val="24"/>
-          <w:szCs w:val="24"/>
-        </w:rPr>
-        <w:t>Games</w:t>
+          <w:rFonts w:hint="default" w:ascii="SimSun" w:hAnsi="SimSun" w:eastAsia="SimSun" w:cs="SimSun"/>
+          <w:b/>
+          <w:bCs/>
+          <w:sz w:val="24"/>
+          <w:szCs w:val="24"/>
+          <w:lang w:val="en-PH"/>
+        </w:rPr>
+        <w:t>THANK YOU!</w:t>
+      </w:r>
+    </w:p>
+    <w:p>
+      <w:pPr>
+        <w:pStyle w:val="12"/>
+        <w:ind w:left="2880" w:leftChars="0" w:firstLine="1026" w:firstLineChars="426"/>
+        <w:jc w:val="both"/>
+        <w:rPr>
+          <w:rFonts w:hint="default" w:ascii="SimSun" w:hAnsi="SimSun" w:eastAsia="SimSun" w:cs="SimSun"/>
+          <w:b/>
+          <w:bCs/>
+          <w:sz w:val="24"/>
+          <w:szCs w:val="24"/>
+          <w:lang w:val="en-PH"/>
+        </w:rPr>
+      </w:pPr>
+    </w:p>
+    <w:p>
+      <w:pPr>
+        <w:pStyle w:val="12"/>
+        <w:ind w:left="2880" w:leftChars="0" w:firstLine="1026" w:firstLineChars="426"/>
+        <w:jc w:val="both"/>
+        <w:rPr>
+          <w:rFonts w:hint="default" w:ascii="SimSun" w:hAnsi="SimSun" w:eastAsia="SimSun" w:cs="SimSun"/>
+          <w:b/>
+          <w:bCs/>
+          <w:sz w:val="24"/>
+          <w:szCs w:val="24"/>
+          <w:lang w:val="en-PH"/>
+        </w:rPr>
+      </w:pPr>
+      <w:r>
+        <w:rPr>
+          <w:rFonts w:hint="default" w:ascii="SimSun" w:hAnsi="SimSun" w:eastAsia="SimSun" w:cs="SimSun"/>
+          <w:b/>
+          <w:bCs/>
+          <w:sz w:val="24"/>
+          <w:szCs w:val="24"/>
+          <w:lang w:val="en-PH"/>
+        </w:rPr>
+        <w:tab/>
       </w:r>
       <w:r>
         <w:rPr>
-          <w:rFonts w:ascii="SimSun" w:hAnsi="SimSun" w:eastAsia="SimSun" w:cs="SimSun"/>
-          <w:sz w:val="24"/>
-          <w:szCs w:val="24"/>
-        </w:rPr>
-        <w:t xml:space="preserve"> encompass a broad range of structured activities designed for entertainment, competition, and skill development. They are an integral part of human culture and come in various forms, from traditional sports to recreational board games and digital simulations.</w:t>
+          <w:rFonts w:hint="default" w:ascii="SimSun" w:hAnsi="SimSun" w:eastAsia="SimSun" w:cs="SimSun"/>
+          <w:b/>
+          <w:bCs/>
+          <w:sz w:val="24"/>
+          <w:szCs w:val="24"/>
+          <w:lang w:val="en-PH"/>
+        </w:rPr>
+        <w:tab/>
+      </w:r>
+      <w:r>
+        <w:rPr>
+          <w:rFonts w:hint="default" w:ascii="SimSun" w:hAnsi="SimSun" w:eastAsia="SimSun" w:cs="SimSun"/>
+          <w:b/>
+          <w:bCs/>
+          <w:sz w:val="24"/>
+          <w:szCs w:val="24"/>
+          <w:lang w:val="en-PH"/>
+        </w:rPr>
+        <w:tab/>
+      </w:r>
+      <w:r>
+        <w:rPr>
+          <w:rFonts w:hint="default" w:ascii="SimSun" w:hAnsi="SimSun" w:eastAsia="SimSun" w:cs="SimSun"/>
+          <w:b/>
+          <w:bCs/>
+          <w:sz w:val="24"/>
+          <w:szCs w:val="24"/>
+          <w:lang w:val="en-PH"/>
+        </w:rPr>
+        <w:tab/>
+      </w:r>
+    </w:p>
+    <w:p>
+      <w:pPr>
+        <w:pStyle w:val="12"/>
+        <w:ind w:left="2880" w:leftChars="0" w:firstLine="1026" w:firstLineChars="426"/>
+        <w:jc w:val="both"/>
+        <w:rPr>
+          <w:rFonts w:hint="default" w:ascii="SimSun" w:hAnsi="SimSun" w:eastAsia="SimSun" w:cs="SimSun"/>
+          <w:b/>
+          <w:bCs/>
+          <w:sz w:val="24"/>
+          <w:szCs w:val="24"/>
+          <w:lang w:val="en-PH"/>
+        </w:rPr>
+      </w:pPr>
+    </w:p>
+    <w:p>
+      <w:pPr>
+        <w:pStyle w:val="12"/>
+        <w:ind w:left="2880" w:leftChars="0" w:firstLine="1026" w:firstLineChars="426"/>
+        <w:jc w:val="both"/>
+        <w:rPr>
+          <w:rFonts w:hint="default" w:ascii="SimSun" w:hAnsi="SimSun" w:eastAsia="SimSun" w:cs="SimSun"/>
+          <w:b/>
+          <w:bCs/>
+          <w:sz w:val="24"/>
+          <w:szCs w:val="24"/>
+          <w:lang w:val="en-PH"/>
+        </w:rPr>
+      </w:pPr>
+      <w:r>
+        <w:rPr>
+          <w:rFonts w:hint="default" w:ascii="SimSun" w:hAnsi="SimSun" w:eastAsia="SimSun" w:cs="SimSun"/>
+          <w:b/>
+          <w:bCs/>
+          <w:sz w:val="24"/>
+          <w:szCs w:val="24"/>
+          <w:lang w:val="en-PH"/>
+        </w:rPr>
+        <w:tab/>
+      </w:r>
+      <w:r>
+        <w:rPr>
+          <w:rFonts w:hint="default" w:ascii="SimSun" w:hAnsi="SimSun" w:eastAsia="SimSun" w:cs="SimSun"/>
+          <w:b/>
+          <w:bCs/>
+          <w:sz w:val="24"/>
+          <w:szCs w:val="24"/>
+          <w:lang w:val="en-PH"/>
+        </w:rPr>
+        <w:tab/>
+      </w:r>
+    </w:p>
+    <w:p>
+      <w:pPr>
+        <w:pStyle w:val="12"/>
+        <w:ind w:firstLine="110" w:firstLineChars="50"/>
+        <w:jc w:val="both"/>
+        <w:rPr>
+          <w:rFonts w:hint="default" w:ascii="SimSun" w:hAnsi="SimSun" w:eastAsia="SimSun" w:cs="SimSun"/>
+          <w:b w:val="0"/>
+          <w:bCs w:val="0"/>
+          <w:sz w:val="22"/>
+          <w:szCs w:val="22"/>
+          <w:lang w:val="en-PH"/>
+        </w:rPr>
+      </w:pPr>
+      <w:r>
+        <w:rPr>
+          <w:rFonts w:hint="default" w:ascii="SimSun" w:hAnsi="SimSun" w:eastAsia="SimSun" w:cs="SimSun"/>
+          <w:b w:val="0"/>
+          <w:bCs w:val="0"/>
+          <w:sz w:val="22"/>
+          <w:szCs w:val="22"/>
+          <w:lang w:val="en-PH"/>
+        </w:rPr>
+        <w:t xml:space="preserve"> Mr. King Valdz Anthony A. Berame                     Dr. Pritzel Lee G. Capili </w:t>
+      </w:r>
+    </w:p>
+    <w:p>
+      <w:pPr>
+        <w:pStyle w:val="12"/>
+        <w:ind w:firstLine="110" w:firstLineChars="50"/>
+        <w:jc w:val="both"/>
+        <w:rPr>
+          <w:rFonts w:hint="default" w:ascii="SimSun" w:hAnsi="SimSun" w:eastAsia="SimSun" w:cs="SimSun"/>
+          <w:b/>
+          <w:bCs/>
+          <w:sz w:val="22"/>
+          <w:szCs w:val="22"/>
+          <w:lang w:val="en-PH"/>
+        </w:rPr>
+      </w:pPr>
+      <w:r>
+        <w:rPr>
+          <w:rFonts w:hint="default" w:ascii="SimSun" w:hAnsi="SimSun" w:eastAsia="SimSun" w:cs="SimSun"/>
+          <w:b/>
+          <w:bCs/>
+          <w:sz w:val="22"/>
+          <w:szCs w:val="22"/>
+          <w:lang w:val="en-PH"/>
+        </w:rPr>
+        <w:tab/>
+        <w:t>Sports</w:t>
       </w:r>
       <w:bookmarkStart w:id="0" w:name="_GoBack"/>
       <w:bookmarkEnd w:id="0"/>
-    </w:p>
-    <w:p>
-      <w:pPr>
-        <w:pStyle w:val="12"/>
-        <w:ind w:firstLine="720" w:firstLineChars="0"/>
-        <w:rPr>
-          <w:rFonts w:hint="default" w:ascii="SimSun" w:hAnsi="SimSun" w:eastAsia="SimSun" w:cs="SimSun"/>
-          <w:sz w:val="24"/>
-          <w:szCs w:val="24"/>
-          <w:lang w:val="en-PH"/>
-        </w:rPr>
-      </w:pPr>
-    </w:p>
-    <w:p>
-      <w:pPr>
-        <w:pStyle w:val="12"/>
-        <w:ind w:firstLine="720" w:firstLineChars="0"/>
-        <w:jc w:val="center"/>
+      <w:r>
         <w:rPr>
           <w:rFonts w:hint="default" w:ascii="SimSun" w:hAnsi="SimSun" w:eastAsia="SimSun" w:cs="SimSun"/>
           <w:b/>
           <w:bCs/>
-          <w:sz w:val="24"/>
-          <w:szCs w:val="24"/>
+          <w:sz w:val="22"/>
+          <w:szCs w:val="22"/>
           <w:lang w:val="en-PH"/>
         </w:rPr>
-      </w:pPr>
+        <w:t xml:space="preserve"> Coordinator                                       SAS head</w:t>
+      </w:r>
     </w:p>
     <w:p>
       <w:pPr>
@@ -383,17 +536,6 @@
           <w:lang w:val="en-PH"/>
         </w:rPr>
       </w:pPr>
-      <w:r>
-        <w:rPr>
-          <w:rFonts w:hint="default" w:ascii="SimSun" w:hAnsi="SimSun" w:eastAsia="SimSun" w:cs="SimSun"/>
-          <w:b/>
-          <w:bCs/>
-          <w:sz w:val="24"/>
-          <w:szCs w:val="24"/>
-          <w:lang w:val="en-PH"/>
-        </w:rPr>
-        <w:t>THANK YOU!</w:t>
-      </w:r>
     </w:p>
     <w:p>
       <w:pPr>
@@ -1473,8 +1615,8 @@
     <w:lsdException w:uiPriority="99" w:name="Normal Indent"/>
     <w:lsdException w:uiPriority="99" w:name="footnote text"/>
     <w:lsdException w:uiPriority="99" w:name="annotation text"/>
-    <w:lsdException w:uiPriority="99" w:semiHidden="0" w:name="header"/>
-    <w:lsdException w:uiPriority="99" w:semiHidden="0" w:name="footer"/>
+    <w:lsdException w:qFormat="1" w:uiPriority="99" w:semiHidden="0" w:name="header"/>
+    <w:lsdException w:qFormat="1" w:uiPriority="99" w:semiHidden="0" w:name="footer"/>
     <w:lsdException w:uiPriority="99" w:name="index heading"/>
     <w:lsdException w:qFormat="1" w:uiPriority="35" w:name="caption"/>
     <w:lsdException w:uiPriority="99" w:name="table of figures"/>
@@ -1507,7 +1649,7 @@
     <w:lsdException w:qFormat="1" w:unhideWhenUsed="0" w:uiPriority="10" w:semiHidden="0" w:name="Title"/>
     <w:lsdException w:uiPriority="99" w:name="Closing"/>
     <w:lsdException w:uiPriority="99" w:name="Signature"/>
-    <w:lsdException w:uiPriority="1" w:name="Default Paragraph Font"/>
+    <w:lsdException w:qFormat="1" w:uiPriority="1" w:name="Default Paragraph Font"/>
     <w:lsdException w:uiPriority="99" w:name="Body Text"/>
     <w:lsdException w:uiPriority="99" w:name="Body Text Indent"/>
     <w:lsdException w:uiPriority="99" w:name="List Continue"/>
@@ -1527,7 +1669,7 @@
     <w:lsdException w:uiPriority="99" w:name="Body Text Indent 2"/>
     <w:lsdException w:uiPriority="99" w:name="Body Text Indent 3"/>
     <w:lsdException w:uiPriority="99" w:name="Block Text"/>
-    <w:lsdException w:uiPriority="99" w:semiHidden="0" w:name="Hyperlink"/>
+    <w:lsdException w:qFormat="1" w:uiPriority="99" w:semiHidden="0" w:name="Hyperlink"/>
     <w:lsdException w:uiPriority="99" w:name="FollowedHyperlink"/>
     <w:lsdException w:qFormat="1" w:unhideWhenUsed="0" w:uiPriority="22" w:semiHidden="0" w:name="Strong"/>
     <w:lsdException w:qFormat="1" w:unhideWhenUsed="0" w:uiPriority="20" w:semiHidden="0" w:name="Emphasis"/>
@@ -1545,7 +1687,7 @@
     <w:lsdException w:uiPriority="99" w:name="HTML Sample"/>
     <w:lsdException w:uiPriority="99" w:name="HTML Typewriter"/>
     <w:lsdException w:uiPriority="99" w:name="HTML Variable"/>
-    <w:lsdException w:uiPriority="99" w:name="Normal Table"/>
+    <w:lsdException w:qFormat="1" w:uiPriority="99" w:name="Normal Table"/>
     <w:lsdException w:uiPriority="99" w:name="annotation subject"/>
     <w:lsdException w:uiPriority="99" w:name="Table Simple 1"/>
     <w:lsdException w:uiPriority="99" w:name="Table Simple 2"/>
@@ -1589,7 +1731,7 @@
     <w:lsdException w:uiPriority="99" w:name="Table Web 1"/>
     <w:lsdException w:uiPriority="99" w:name="Table Web 2"/>
     <w:lsdException w:uiPriority="99" w:name="Table Web 3"/>
-    <w:lsdException w:uiPriority="99" w:name="Balloon Text"/>
+    <w:lsdException w:qFormat="1" w:uiPriority="99" w:name="Balloon Text"/>
     <w:lsdException w:unhideWhenUsed="0" w:uiPriority="39" w:semiHidden="0" w:name="Table Grid"/>
     <w:lsdException w:uiPriority="99" w:name="Table Theme"/>
     <w:lsdException w:qFormat="1" w:unhideWhenUsed="0" w:uiPriority="1" w:semiHidden="0" w:name="No Spacing"/>
@@ -1710,12 +1852,14 @@
     <w:name w:val="Default Paragraph Font"/>
     <w:semiHidden/>
     <w:unhideWhenUsed/>
+    <w:qFormat/>
     <w:uiPriority w:val="1"/>
   </w:style>
   <w:style w:type="table" w:default="1" w:styleId="3">
     <w:name w:val="Normal Table"/>
     <w:semiHidden/>
     <w:unhideWhenUsed/>
+    <w:qFormat/>
     <w:uiPriority w:val="99"/>
     <w:tblPr>
       <w:tblCellMar>
@@ -1732,6 +1876,7 @@
     <w:link w:val="14"/>
     <w:semiHidden/>
     <w:unhideWhenUsed/>
+    <w:qFormat/>
     <w:uiPriority w:val="99"/>
     <w:pPr>
       <w:spacing w:after="0" w:line="240" w:lineRule="auto"/>
@@ -1747,6 +1892,7 @@
     <w:basedOn w:val="1"/>
     <w:link w:val="10"/>
     <w:unhideWhenUsed/>
+    <w:qFormat/>
     <w:uiPriority w:val="99"/>
     <w:pPr>
       <w:tabs>
@@ -1761,6 +1907,7 @@
     <w:basedOn w:val="1"/>
     <w:link w:val="9"/>
     <w:unhideWhenUsed/>
+    <w:qFormat/>
     <w:uiPriority w:val="99"/>
     <w:pPr>
       <w:tabs>
@@ -1774,6 +1921,7 @@
     <w:name w:val="Hyperlink"/>
     <w:basedOn w:val="2"/>
     <w:unhideWhenUsed/>
+    <w:qFormat/>
     <w:uiPriority w:val="99"/>
     <w:rPr>
       <w:color w:val="0563C1" w:themeColor="hyperlink"/>
@@ -1799,12 +1947,14 @@
     <w:name w:val="Header Char"/>
     <w:basedOn w:val="2"/>
     <w:link w:val="6"/>
+    <w:qFormat/>
     <w:uiPriority w:val="99"/>
   </w:style>
   <w:style w:type="character" w:customStyle="1" w:styleId="10">
     <w:name w:val="Footer Char"/>
     <w:basedOn w:val="2"/>
     <w:link w:val="5"/>
+    <w:qFormat/>
     <w:uiPriority w:val="99"/>
   </w:style>
   <w:style w:type="character" w:customStyle="1" w:styleId="11">
@@ -1812,6 +1962,7 @@
     <w:basedOn w:val="2"/>
     <w:semiHidden/>
     <w:unhideWhenUsed/>
+    <w:qFormat/>
     <w:uiPriority w:val="99"/>
     <w:rPr>
       <w:color w:val="605E5C"/>
@@ -1837,6 +1988,7 @@
     <w:basedOn w:val="2"/>
     <w:semiHidden/>
     <w:unhideWhenUsed/>
+    <w:qFormat/>
     <w:uiPriority w:val="99"/>
     <w:rPr>
       <w:color w:val="605E5C"/>
@@ -1861,6 +2013,7 @@
     <w:basedOn w:val="2"/>
     <w:semiHidden/>
     <w:unhideWhenUsed/>
+    <w:qFormat/>
     <w:uiPriority w:val="99"/>
     <w:rPr>
       <w:color w:val="605E5C"/>
